--- a/src/Word_Doc_Builder/Word_Doc_Process_Template (EN).docx
+++ b/src/Word_Doc_Builder/Word_Doc_Process_Template (EN).docx
@@ -41,6 +41,20 @@
         </w:rPr>
         <w:t>{{ internal_B_Context }}</w:t>
       </w:r>
+      <w:r>
+        <w:rPr>
+          <w:sz w:val="20"/>
+          <w:szCs w:val="20"/>
+          <w:lang w:val="de-DE"/>
+        </w:rPr>
+        <w:t xml:space="preserve"> </w:t>
+      </w:r>
+      <w:r>
+        <w:rPr>
+          <w:lang w:val="de-DE"/>
+        </w:rPr>
+        <w:t>{% if data_elements.BOs %}</w:t>
+      </w:r>
     </w:p>
     <w:p>
       <w:pPr>
@@ -136,6 +150,18 @@
           <w:lang w:val="de-DE"/>
         </w:rPr>
         <w:t>{% endfor %}</w:t>
+      </w:r>
+      <w:r>
+        <w:rPr>
+          <w:lang w:val="de-DE"/>
+        </w:rPr>
+        <w:t xml:space="preserve"> </w:t>
+      </w:r>
+      <w:r>
+        <w:rPr>
+          <w:lang w:val="de-DE"/>
+        </w:rPr>
+        <w:t>{% endif %}</w:t>
       </w:r>
     </w:p>
     <w:p>
